--- a/services/inspection/inspection_report_template.docx
+++ b/services/inspection/inspection_report_template.docx
@@ -34,6 +34,8 @@
         </w:rPr>
         <w:t>{{schedule_name}}</w:t>
       </w:r>
+      <w:bookmarkStart w:id="6" w:name="_GoBack"/>
+      <w:bookmarkEnd w:id="6"/>
     </w:p>
     <w:p/>
     <w:p>
@@ -51,8 +53,6 @@
       <w:r>
         <w:br w:type="page"/>
       </w:r>
-      <w:bookmarkStart w:id="11" w:name="_GoBack"/>
-      <w:bookmarkEnd w:id="11"/>
     </w:p>
     <w:p>
       <w:pPr>
@@ -753,28 +753,15 @@
       </w:r>
     </w:p>
     <w:p>
-      <w:r>
-        <w:t>{%p for target in targets %}</w:t>
-      </w:r>
-    </w:p>
-    <w:p>
-      <w:pPr>
-        <w:pStyle w:val="17"/>
-      </w:pPr>
-      <w:r>
-        <w:t>• {{target.content}}</w:t>
-      </w:r>
-    </w:p>
-    <w:p>
-      <w:r>
-        <w:t>{%p endfor %}</w:t>
+      <w:bookmarkStart w:id="3" w:name="_Toc7369"/>
+      <w:r>
+        <w:t>{%p for target in targets %}• {{target.content}}{%p endfor %}</w:t>
       </w:r>
     </w:p>
     <w:p>
       <w:pPr>
         <w:pStyle w:val="5"/>
       </w:pPr>
-      <w:bookmarkStart w:id="3" w:name="_Toc7369"/>
       <w:r>
         <w:t>1.3. 范围</w:t>
       </w:r>
@@ -869,6 +856,7 @@
         <w:tc>
           <w:tcPr>
             <w:tcW w:w="4320" w:type="dxa"/>
+            <w:vAlign w:val="top"/>
           </w:tcPr>
           <w:p>
             <w:pPr>
@@ -882,6 +870,7 @@
         <w:tc>
           <w:tcPr>
             <w:tcW w:w="4320" w:type="dxa"/>
+            <w:vAlign w:val="top"/>
           </w:tcPr>
           <w:p>
             <w:pPr>
@@ -1019,12 +1008,6 @@
             <w:insideH w:val="single" w:color="4F81BD" w:themeColor="accent1" w:sz="8" w:space="0"/>
             <w:insideV w:val="single" w:color="4F81BD" w:themeColor="accent1" w:sz="8" w:space="0"/>
           </w:tblBorders>
-          <w:tblCellMar>
-            <w:top w:w="0" w:type="dxa"/>
-            <w:left w:w="108" w:type="dxa"/>
-            <w:bottom w:w="0" w:type="dxa"/>
-            <w:right w:w="108" w:type="dxa"/>
-          </w:tblCellMar>
         </w:tblPrEx>
         <w:tc>
           <w:tcPr>
@@ -1234,12 +1217,16 @@
       <w:pPr>
         <w:pStyle w:val="4"/>
       </w:pPr>
-      <w:bookmarkStart w:id="6" w:name="_Toc20560"/>
       <w:r>
         <w:t>3. 详细执行结果</w:t>
       </w:r>
-      <w:bookmarkEnd w:id="6"/>
     </w:p>
+    <w:p>
+      <w:r>
+        <w:t>以下为各巡检项的详细执行结果：</w:t>
+      </w:r>
+    </w:p>
+    <w:p/>
     <w:p>
       <w:r>
         <w:t>{%p for result in results %}</w:t>
@@ -1249,11 +1236,9 @@
       <w:pPr>
         <w:pStyle w:val="6"/>
       </w:pPr>
-      <w:bookmarkStart w:id="7" w:name="_Toc28287"/>
       <w:r>
         <w:t>{{result.status_icon}} 巡检项 {{result.index}}: {{result.content}} ({{result.status_text}})</w:t>
       </w:r>
-      <w:bookmarkEnd w:id="7"/>
     </w:p>
     <w:p>
       <w:r>
@@ -1360,21 +1345,17 @@
       <w:pPr>
         <w:pStyle w:val="4"/>
       </w:pPr>
-      <w:bookmarkStart w:id="8" w:name="_Toc1819"/>
       <w:r>
         <w:t>4. 总结</w:t>
       </w:r>
-      <w:bookmarkEnd w:id="8"/>
     </w:p>
     <w:p>
       <w:pPr>
         <w:pStyle w:val="5"/>
       </w:pPr>
-      <w:bookmarkStart w:id="9" w:name="_Toc1660"/>
       <w:r>
         <w:t>4.1. 巡检结果总结</w:t>
       </w:r>
-      <w:bookmarkEnd w:id="9"/>
     </w:p>
     <w:p>
       <w:r>
@@ -1391,11 +1372,9 @@
       <w:pPr>
         <w:pStyle w:val="5"/>
       </w:pPr>
-      <w:bookmarkStart w:id="10" w:name="_Toc1193"/>
       <w:r>
         <w:t>4.2. AI分析建议</w:t>
       </w:r>
-      <w:bookmarkEnd w:id="10"/>
     </w:p>
     <w:p>
       <w:r>
@@ -1451,6 +1430,7 @@
         <w:t>{%p endif %}</w:t>
       </w:r>
     </w:p>
+    <w:p/>
     <w:sectPr>
       <w:pgSz w:w="12240" w:h="15840"/>
       <w:pgMar w:top="1440" w:right="1800" w:bottom="1440" w:left="1800" w:header="720" w:footer="720" w:gutter="0"/>
@@ -1710,7 +1690,7 @@
     <w:lsdException w:qFormat="1" w:uiPriority="99" w:semiHidden="0" w:name="macro"/>
     <w:lsdException w:uiPriority="99" w:name="toa heading"/>
     <w:lsdException w:qFormat="1" w:uiPriority="99" w:semiHidden="0" w:name="List"/>
-    <w:lsdException w:uiPriority="99" w:semiHidden="0" w:name="List Bullet"/>
+    <w:lsdException w:qFormat="1" w:uiPriority="99" w:semiHidden="0" w:name="List Bullet"/>
     <w:lsdException w:qFormat="1" w:uiPriority="99" w:semiHidden="0" w:name="List Number"/>
     <w:lsdException w:uiPriority="99" w:semiHidden="0" w:name="List 2"/>
     <w:lsdException w:qFormat="1" w:uiPriority="99" w:semiHidden="0" w:name="List 3"/>
@@ -1879,7 +1859,7 @@
     <w:lsdException w:unhideWhenUsed="0" w:uiPriority="64" w:semiHidden="0" w:name="Medium Shading 2 Accent 4"/>
     <w:lsdException w:unhideWhenUsed="0" w:uiPriority="65" w:semiHidden="0" w:name="Medium List 1 Accent 4"/>
     <w:lsdException w:unhideWhenUsed="0" w:uiPriority="66" w:semiHidden="0" w:name="Medium List 2 Accent 4"/>
-    <w:lsdException w:unhideWhenUsed="0" w:uiPriority="67" w:semiHidden="0" w:name="Medium Grid 1 Accent 4"/>
+    <w:lsdException w:qFormat="1" w:unhideWhenUsed="0" w:uiPriority="67" w:semiHidden="0" w:name="Medium Grid 1 Accent 4"/>
     <w:lsdException w:unhideWhenUsed="0" w:uiPriority="68" w:semiHidden="0" w:name="Medium Grid 2 Accent 4"/>
     <w:lsdException w:unhideWhenUsed="0" w:uiPriority="69" w:semiHidden="0" w:name="Medium Grid 3 Accent 4"/>
     <w:lsdException w:unhideWhenUsed="0" w:uiPriority="70" w:semiHidden="0" w:name="Dark List Accent 4"/>
@@ -1895,7 +1875,7 @@
     <w:lsdException w:qFormat="1" w:unhideWhenUsed="0" w:uiPriority="66" w:semiHidden="0" w:name="Medium List 2 Accent 5"/>
     <w:lsdException w:unhideWhenUsed="0" w:uiPriority="67" w:semiHidden="0" w:name="Medium Grid 1 Accent 5"/>
     <w:lsdException w:qFormat="1" w:unhideWhenUsed="0" w:uiPriority="68" w:semiHidden="0" w:name="Medium Grid 2 Accent 5"/>
-    <w:lsdException w:unhideWhenUsed="0" w:uiPriority="69" w:semiHidden="0" w:name="Medium Grid 3 Accent 5"/>
+    <w:lsdException w:qFormat="1" w:unhideWhenUsed="0" w:uiPriority="69" w:semiHidden="0" w:name="Medium Grid 3 Accent 5"/>
     <w:lsdException w:unhideWhenUsed="0" w:uiPriority="70" w:semiHidden="0" w:name="Dark List Accent 5"/>
     <w:lsdException w:qFormat="1" w:unhideWhenUsed="0" w:uiPriority="71" w:semiHidden="0" w:name="Colorful Shading Accent 5"/>
     <w:lsdException w:qFormat="1" w:unhideWhenUsed="0" w:uiPriority="72" w:semiHidden="0" w:name="Colorful List Accent 5"/>
@@ -2289,6 +2269,7 @@
     <w:name w:val="List Bullet"/>
     <w:basedOn w:val="1"/>
     <w:unhideWhenUsed/>
+    <w:qFormat/>
     <w:uiPriority w:val="99"/>
     <w:pPr>
       <w:numPr>
@@ -8522,6 +8503,7 @@
   <w:style w:type="table" w:styleId="90">
     <w:name w:val="Medium Grid 1 Accent 4"/>
     <w:basedOn w:val="35"/>
+    <w:qFormat/>
     <w:uiPriority w:val="67"/>
     <w:pPr>
       <w:spacing w:after="0" w:line="240" w:lineRule="auto"/>
@@ -10542,6 +10524,7 @@
   <w:style w:type="table" w:styleId="105">
     <w:name w:val="Medium Grid 3 Accent 5"/>
     <w:basedOn w:val="35"/>
+    <w:qFormat/>
     <w:uiPriority w:val="69"/>
     <w:pPr>
       <w:spacing w:after="0" w:line="240" w:lineRule="auto"/>

--- a/services/inspection/inspection_report_template.docx
+++ b/services/inspection/inspection_report_template.docx
@@ -482,49 +482,7 @@
         </w:tabs>
       </w:pPr>
       <w:r>
-        <w:rPr>
-          <w:rFonts w:hint="eastAsia" w:ascii="宋体" w:hAnsi="宋体" w:cs="宋体"/>
-        </w:rPr>
-        <w:fldChar w:fldCharType="begin"/>
-      </w:r>
-      <w:r>
-        <w:rPr>
-          <w:rFonts w:hint="eastAsia" w:ascii="宋体" w:hAnsi="宋体" w:cs="宋体"/>
-        </w:rPr>
-        <w:instrText xml:space="preserve"> HYPERLINK \l _Toc28287 </w:instrText>
-      </w:r>
-      <w:r>
-        <w:rPr>
-          <w:rFonts w:hint="eastAsia" w:ascii="宋体" w:hAnsi="宋体" w:cs="宋体"/>
-        </w:rPr>
-        <w:fldChar w:fldCharType="separate"/>
-      </w:r>
-      <w:r>
-        <w:t>{{result.status_icon}} 巡检项 {{result.index}}: {{result.content}} ({{result.status_text}})</w:t>
-      </w:r>
-      <w:r>
-        <w:tab/>
-      </w:r>
-      <w:r>
-        <w:fldChar w:fldCharType="begin"/>
-      </w:r>
-      <w:r>
-        <w:instrText xml:space="preserve"> PAGEREF _Toc28287 \h </w:instrText>
-      </w:r>
-      <w:r>
-        <w:fldChar w:fldCharType="separate"/>
-      </w:r>
-      <w:r>
-        <w:t>3</w:t>
-      </w:r>
-      <w:r>
-        <w:fldChar w:fldCharType="end"/>
-      </w:r>
-      <w:r>
-        <w:rPr>
-          <w:rFonts w:hint="eastAsia" w:ascii="宋体" w:hAnsi="宋体" w:cs="宋体"/>
-        </w:rPr>
-        <w:fldChar w:fldCharType="end"/>
+        <w:t xml:space="preserve">{{result.status_icon}} 巡检项 {{result.index}}: {{result.content}} ({{result.status_text}})3</w:t>
       </w:r>
     </w:p>
     <w:p>

--- a/services/inspection/inspection_report_template.docx
+++ b/services/inspection/inspection_report_template.docx
@@ -34,8 +34,6 @@
         </w:rPr>
         <w:t>{{schedule_name}}</w:t>
       </w:r>
-      <w:bookmarkStart w:id="6" w:name="_GoBack"/>
-      <w:bookmarkEnd w:id="6"/>
     </w:p>
     <w:p/>
     <w:p>
@@ -472,17 +470,6 @@
           <w:rFonts w:hint="eastAsia" w:ascii="宋体" w:hAnsi="宋体" w:cs="宋体"/>
         </w:rPr>
         <w:fldChar w:fldCharType="end"/>
-      </w:r>
-    </w:p>
-    <w:p>
-      <w:pPr>
-        <w:pStyle w:val="24"/>
-        <w:tabs>
-          <w:tab w:val="right" w:leader="dot" w:pos="8640"/>
-        </w:tabs>
-      </w:pPr>
-      <w:r>
-        <w:t xml:space="preserve">{{result.status_icon}} 巡检项 {{result.index}}: {{result.content}} ({{result.status_text}})3</w:t>
       </w:r>
     </w:p>
     <w:p>
@@ -713,7 +700,7 @@
     <w:p>
       <w:bookmarkStart w:id="3" w:name="_Toc7369"/>
       <w:r>
-        <w:t>{%p for target in targets %}• {{target.content}}{%p endfor %}</w:t>
+        <w:t>{% for target in targets %}• {{target.content}}{% endfor %}</w:t>
       </w:r>
     </w:p>
     <w:p>
@@ -821,7 +808,27 @@
               <w:spacing w:after="0" w:line="240" w:lineRule="auto"/>
             </w:pPr>
             <w:r>
-              <w:t>{%tr for category in categories %}{{category.name}}</w:t>
+              <w:t>{%</w:t>
+            </w:r>
+            <w:r>
+              <w:rPr>
+                <w:rFonts w:hint="eastAsia" w:eastAsia="宋体"/>
+                <w:lang w:val="en-US" w:eastAsia="zh-CN"/>
+              </w:rPr>
+              <w:t xml:space="preserve"> </w:t>
+            </w:r>
+            <w:r>
+              <w:t>for category in</w:t>
+            </w:r>
+            <w:r>
+              <w:rPr>
+                <w:rFonts w:hint="eastAsia" w:eastAsia="宋体"/>
+                <w:lang w:val="en-US" w:eastAsia="zh-CN"/>
+              </w:rPr>
+              <w:t xml:space="preserve"> </w:t>
+            </w:r>
+            <w:r>
+              <w:t>categories %}{{category.name}}</w:t>
             </w:r>
           </w:p>
         </w:tc>
@@ -835,7 +842,7 @@
               <w:spacing w:after="0" w:line="240" w:lineRule="auto"/>
             </w:pPr>
             <w:r>
-              <w:t>{{category.app_name}}{%tr endfor %}</w:t>
+              <w:t>{{category.app_name}}{% endfor %}</w:t>
             </w:r>
           </w:p>
         </w:tc>
@@ -1121,7 +1128,7 @@
               <w:spacing w:after="0" w:line="240" w:lineRule="auto"/>
             </w:pPr>
             <w:r>
-              <w:t>{{success_rate}}%</w:t>
+              <w:t>{{success_rate}}</w:t>
             </w:r>
           </w:p>
         </w:tc>
@@ -1180,14 +1187,19 @@
       </w:r>
     </w:p>
     <w:p>
+      <w:pPr>
+        <w:rPr>
+          <w:rFonts w:hint="eastAsia" w:eastAsia="宋体"/>
+          <w:lang w:val="en-US" w:eastAsia="zh-CN"/>
+        </w:rPr>
+      </w:pPr>
       <w:r>
         <w:t>以下为各巡检项的详细执行结果：</w:t>
       </w:r>
     </w:p>
-    <w:p/>
     <w:p>
       <w:r>
-        <w:t>{%p for result in results %}</w:t>
+        <w:t>{% for result in results %}</w:t>
       </w:r>
     </w:p>
     <w:p>
@@ -1200,7 +1212,7 @@
     </w:p>
     <w:p>
       <w:r>
-        <w:t>{%p if result.status == 'success' %}</w:t>
+        <w:t>{% if result.status == 'success' %}</w:t>
       </w:r>
     </w:p>
     <w:p>
@@ -1219,12 +1231,12 @@
     </w:p>
     <w:p>
       <w:r>
-        <w:t>{%p endif %}</w:t>
+        <w:t>{% endif %}</w:t>
       </w:r>
     </w:p>
     <w:p>
       <w:r>
-        <w:t>{%p if result.status != 'success' %}</w:t>
+        <w:t>{% if result.status != 'success' %}</w:t>
       </w:r>
     </w:p>
     <w:p>
@@ -1243,7 +1255,7 @@
     </w:p>
     <w:p>
       <w:r>
-        <w:t>{%p if result.diagnosis %}</w:t>
+        <w:t>{% if result.diagnosis %}</w:t>
       </w:r>
     </w:p>
     <w:p>
@@ -1262,17 +1274,27 @@
     </w:p>
     <w:p>
       <w:r>
-        <w:t>{%p endif %}</w:t>
+        <w:t>{% endif %}</w:t>
       </w:r>
     </w:p>
     <w:p>
       <w:r>
-        <w:t>{%p endif %}</w:t>
+        <w:t>{</w:t>
+      </w:r>
+      <w:r>
+        <w:rPr>
+          <w:rFonts w:hint="eastAsia" w:eastAsia="宋体"/>
+          <w:lang w:val="en-US" w:eastAsia="zh-CN"/>
+        </w:rPr>
+        <w:t>%</w:t>
+      </w:r>
+      <w:r>
+        <w:t xml:space="preserve"> endif %}</w:t>
       </w:r>
     </w:p>
     <w:p>
       <w:r>
-        <w:t>{%p if result.error_message %}</w:t>
+        <w:t>{% if result.error_message %}</w:t>
       </w:r>
     </w:p>
     <w:p>
@@ -1291,12 +1313,12 @@
     </w:p>
     <w:p>
       <w:r>
-        <w:t>{%p endif %}</w:t>
+        <w:t>{% endif %}</w:t>
       </w:r>
     </w:p>
     <w:p>
       <w:r>
-        <w:t>{%p endfor %}</w:t>
+        <w:t>{% endfor %}</w:t>
       </w:r>
     </w:p>
     <w:p>
@@ -1317,7 +1339,7 @@
     </w:p>
     <w:p>
       <w:r>
-        <w:t>本次巡检共执行 {{total_count}} 个巡检项，成功 {{success_count}} 项，失败 {{failed_count}} 项，成功率为 {{success_rate}}%。</w:t>
+        <w:t>本次巡检共执行 {{total_count}} 个巡检项，成功 {{success_count}} 项，失败 {{failed_count}} 项，成功率为 {{success_rate}}。</w:t>
       </w:r>
     </w:p>
     <w:p/>
@@ -1336,7 +1358,7 @@
     </w:p>
     <w:p>
       <w:r>
-        <w:t>{%p if ai_suggestions %}</w:t>
+        <w:t>{% if ai_suggestions %}</w:t>
       </w:r>
     </w:p>
     <w:p>
@@ -1346,7 +1368,7 @@
     </w:p>
     <w:p>
       <w:r>
-        <w:t>{%p for suggestion in ai_suggestions %}</w:t>
+        <w:t>{% for suggestion in ai_suggestions %}</w:t>
       </w:r>
     </w:p>
     <w:p>
@@ -1359,7 +1381,7 @@
     </w:p>
     <w:p>
       <w:r>
-        <w:t>{%p endfor %}</w:t>
+        <w:t>{% endfor %}</w:t>
       </w:r>
     </w:p>
     <w:p/>
@@ -1370,12 +1392,14 @@
     </w:p>
     <w:p>
       <w:r>
-        <w:t>{%p endif %}</w:t>
-      </w:r>
+        <w:t>{% endif %}</w:t>
+      </w:r>
+      <w:bookmarkStart w:id="6" w:name="_GoBack"/>
+      <w:bookmarkEnd w:id="6"/>
     </w:p>
     <w:p>
       <w:r>
-        <w:t>{%p if not ai_suggestions %}</w:t>
+        <w:t>{% if not ai_suggestions %}</w:t>
       </w:r>
     </w:p>
     <w:p>
@@ -1385,7 +1409,7 @@
     </w:p>
     <w:p>
       <w:r>
-        <w:t>{%p endif %}</w:t>
+        <w:t>{% endif %}</w:t>
       </w:r>
     </w:p>
     <w:p/>
@@ -1752,45 +1776,45 @@
     <w:lsdException w:uiPriority="99" w:name="Table Theme"/>
     <w:lsdException w:qFormat="1" w:unhideWhenUsed="0" w:uiPriority="1" w:semiHidden="0" w:name="No Spacing"/>
     <w:lsdException w:qFormat="1" w:unhideWhenUsed="0" w:uiPriority="60" w:semiHidden="0" w:name="Light Shading"/>
-    <w:lsdException w:unhideWhenUsed="0" w:uiPriority="61" w:semiHidden="0" w:name="Light List"/>
+    <w:lsdException w:qFormat="1" w:unhideWhenUsed="0" w:uiPriority="61" w:semiHidden="0" w:name="Light List"/>
     <w:lsdException w:qFormat="1" w:unhideWhenUsed="0" w:uiPriority="62" w:semiHidden="0" w:name="Light Grid"/>
     <w:lsdException w:qFormat="1" w:unhideWhenUsed="0" w:uiPriority="63" w:semiHidden="0" w:name="Medium Shading 1"/>
     <w:lsdException w:qFormat="1" w:unhideWhenUsed="0" w:uiPriority="64" w:semiHidden="0" w:name="Medium Shading 2"/>
-    <w:lsdException w:unhideWhenUsed="0" w:uiPriority="65" w:semiHidden="0" w:name="Medium List 1"/>
+    <w:lsdException w:qFormat="1" w:unhideWhenUsed="0" w:uiPriority="65" w:semiHidden="0" w:name="Medium List 1"/>
     <w:lsdException w:qFormat="1" w:unhideWhenUsed="0" w:uiPriority="66" w:semiHidden="0" w:name="Medium List 2"/>
     <w:lsdException w:qFormat="1" w:unhideWhenUsed="0" w:uiPriority="67" w:semiHidden="0" w:name="Medium Grid 1"/>
     <w:lsdException w:qFormat="1" w:unhideWhenUsed="0" w:uiPriority="68" w:semiHidden="0" w:name="Medium Grid 2"/>
     <w:lsdException w:qFormat="1" w:unhideWhenUsed="0" w:uiPriority="69" w:semiHidden="0" w:name="Medium Grid 3"/>
-    <w:lsdException w:unhideWhenUsed="0" w:uiPriority="70" w:semiHidden="0" w:name="Dark List"/>
+    <w:lsdException w:qFormat="1" w:unhideWhenUsed="0" w:uiPriority="70" w:semiHidden="0" w:name="Dark List"/>
     <w:lsdException w:qFormat="1" w:unhideWhenUsed="0" w:uiPriority="71" w:semiHidden="0" w:name="Colorful Shading"/>
     <w:lsdException w:qFormat="1" w:unhideWhenUsed="0" w:uiPriority="72" w:semiHidden="0" w:name="Colorful List"/>
     <w:lsdException w:qFormat="1" w:unhideWhenUsed="0" w:uiPriority="73" w:semiHidden="0" w:name="Colorful Grid"/>
     <w:lsdException w:qFormat="1" w:unhideWhenUsed="0" w:uiPriority="60" w:semiHidden="0" w:name="Light Shading Accent 1"/>
     <w:lsdException w:qFormat="1" w:unhideWhenUsed="0" w:uiPriority="61" w:semiHidden="0" w:name="Light List Accent 1"/>
-    <w:lsdException w:unhideWhenUsed="0" w:uiPriority="62" w:semiHidden="0" w:name="Light Grid Accent 1"/>
-    <w:lsdException w:unhideWhenUsed="0" w:uiPriority="63" w:semiHidden="0" w:name="Medium Shading 1 Accent 1"/>
+    <w:lsdException w:qFormat="1" w:unhideWhenUsed="0" w:uiPriority="62" w:semiHidden="0" w:name="Light Grid Accent 1"/>
+    <w:lsdException w:qFormat="1" w:unhideWhenUsed="0" w:uiPriority="63" w:semiHidden="0" w:name="Medium Shading 1 Accent 1"/>
     <w:lsdException w:qFormat="1" w:unhideWhenUsed="0" w:uiPriority="64" w:semiHidden="0" w:name="Medium Shading 2 Accent 1"/>
     <w:lsdException w:qFormat="1" w:unhideWhenUsed="0" w:uiPriority="65" w:semiHidden="0" w:name="Medium List 1 Accent 1"/>
     <w:lsdException w:qFormat="1" w:unhideWhenUsed="0" w:uiPriority="34" w:semiHidden="0" w:name="List Paragraph"/>
     <w:lsdException w:qFormat="1" w:unhideWhenUsed="0" w:uiPriority="29" w:semiHidden="0" w:name="Quote"/>
     <w:lsdException w:qFormat="1" w:unhideWhenUsed="0" w:uiPriority="30" w:semiHidden="0" w:name="Intense Quote"/>
-    <w:lsdException w:unhideWhenUsed="0" w:uiPriority="66" w:semiHidden="0" w:name="Medium List 2 Accent 1"/>
-    <w:lsdException w:unhideWhenUsed="0" w:uiPriority="67" w:semiHidden="0" w:name="Medium Grid 1 Accent 1"/>
+    <w:lsdException w:qFormat="1" w:unhideWhenUsed="0" w:uiPriority="66" w:semiHidden="0" w:name="Medium List 2 Accent 1"/>
+    <w:lsdException w:qFormat="1" w:unhideWhenUsed="0" w:uiPriority="67" w:semiHidden="0" w:name="Medium Grid 1 Accent 1"/>
     <w:lsdException w:qFormat="1" w:unhideWhenUsed="0" w:uiPriority="68" w:semiHidden="0" w:name="Medium Grid 2 Accent 1"/>
-    <w:lsdException w:unhideWhenUsed="0" w:uiPriority="69" w:semiHidden="0" w:name="Medium Grid 3 Accent 1"/>
-    <w:lsdException w:unhideWhenUsed="0" w:uiPriority="70" w:semiHidden="0" w:name="Dark List Accent 1"/>
+    <w:lsdException w:qFormat="1" w:unhideWhenUsed="0" w:uiPriority="69" w:semiHidden="0" w:name="Medium Grid 3 Accent 1"/>
+    <w:lsdException w:qFormat="1" w:unhideWhenUsed="0" w:uiPriority="70" w:semiHidden="0" w:name="Dark List Accent 1"/>
     <w:lsdException w:qFormat="1" w:unhideWhenUsed="0" w:uiPriority="71" w:semiHidden="0" w:name="Colorful Shading Accent 1"/>
     <w:lsdException w:qFormat="1" w:unhideWhenUsed="0" w:uiPriority="72" w:semiHidden="0" w:name="Colorful List Accent 1"/>
     <w:lsdException w:qFormat="1" w:unhideWhenUsed="0" w:uiPriority="73" w:semiHidden="0" w:name="Colorful Grid Accent 1"/>
     <w:lsdException w:qFormat="1" w:unhideWhenUsed="0" w:uiPriority="60" w:semiHidden="0" w:name="Light Shading Accent 2"/>
     <w:lsdException w:unhideWhenUsed="0" w:uiPriority="61" w:semiHidden="0" w:name="Light List Accent 2"/>
-    <w:lsdException w:unhideWhenUsed="0" w:uiPriority="62" w:semiHidden="0" w:name="Light Grid Accent 2"/>
+    <w:lsdException w:qFormat="1" w:unhideWhenUsed="0" w:uiPriority="62" w:semiHidden="0" w:name="Light Grid Accent 2"/>
     <w:lsdException w:qFormat="1" w:unhideWhenUsed="0" w:uiPriority="63" w:semiHidden="0" w:name="Medium Shading 1 Accent 2"/>
     <w:lsdException w:qFormat="1" w:unhideWhenUsed="0" w:uiPriority="64" w:semiHidden="0" w:name="Medium Shading 2 Accent 2"/>
-    <w:lsdException w:unhideWhenUsed="0" w:uiPriority="65" w:semiHidden="0" w:name="Medium List 1 Accent 2"/>
-    <w:lsdException w:unhideWhenUsed="0" w:uiPriority="66" w:semiHidden="0" w:name="Medium List 2 Accent 2"/>
-    <w:lsdException w:unhideWhenUsed="0" w:uiPriority="67" w:semiHidden="0" w:name="Medium Grid 1 Accent 2"/>
-    <w:lsdException w:unhideWhenUsed="0" w:uiPriority="68" w:semiHidden="0" w:name="Medium Grid 2 Accent 2"/>
+    <w:lsdException w:qFormat="1" w:unhideWhenUsed="0" w:uiPriority="65" w:semiHidden="0" w:name="Medium List 1 Accent 2"/>
+    <w:lsdException w:qFormat="1" w:unhideWhenUsed="0" w:uiPriority="66" w:semiHidden="0" w:name="Medium List 2 Accent 2"/>
+    <w:lsdException w:qFormat="1" w:unhideWhenUsed="0" w:uiPriority="67" w:semiHidden="0" w:name="Medium Grid 1 Accent 2"/>
+    <w:lsdException w:qFormat="1" w:unhideWhenUsed="0" w:uiPriority="68" w:semiHidden="0" w:name="Medium Grid 2 Accent 2"/>
     <w:lsdException w:qFormat="1" w:unhideWhenUsed="0" w:uiPriority="69" w:semiHidden="0" w:name="Medium Grid 3 Accent 2"/>
     <w:lsdException w:qFormat="1" w:unhideWhenUsed="0" w:uiPriority="70" w:semiHidden="0" w:name="Dark List Accent 2"/>
     <w:lsdException w:qFormat="1" w:unhideWhenUsed="0" w:uiPriority="71" w:semiHidden="0" w:name="Colorful Shading Accent 2"/>
@@ -1799,13 +1823,13 @@
     <w:lsdException w:qFormat="1" w:unhideWhenUsed="0" w:uiPriority="60" w:semiHidden="0" w:name="Light Shading Accent 3"/>
     <w:lsdException w:qFormat="1" w:unhideWhenUsed="0" w:uiPriority="61" w:semiHidden="0" w:name="Light List Accent 3"/>
     <w:lsdException w:qFormat="1" w:unhideWhenUsed="0" w:uiPriority="62" w:semiHidden="0" w:name="Light Grid Accent 3"/>
-    <w:lsdException w:unhideWhenUsed="0" w:uiPriority="63" w:semiHidden="0" w:name="Medium Shading 1 Accent 3"/>
+    <w:lsdException w:qFormat="1" w:unhideWhenUsed="0" w:uiPriority="63" w:semiHidden="0" w:name="Medium Shading 1 Accent 3"/>
     <w:lsdException w:qFormat="1" w:unhideWhenUsed="0" w:uiPriority="64" w:semiHidden="0" w:name="Medium Shading 2 Accent 3"/>
     <w:lsdException w:qFormat="1" w:unhideWhenUsed="0" w:uiPriority="65" w:semiHidden="0" w:name="Medium List 1 Accent 3"/>
     <w:lsdException w:qFormat="1" w:unhideWhenUsed="0" w:uiPriority="66" w:semiHidden="0" w:name="Medium List 2 Accent 3"/>
     <w:lsdException w:qFormat="1" w:unhideWhenUsed="0" w:uiPriority="67" w:semiHidden="0" w:name="Medium Grid 1 Accent 3"/>
-    <w:lsdException w:unhideWhenUsed="0" w:uiPriority="68" w:semiHidden="0" w:name="Medium Grid 2 Accent 3"/>
-    <w:lsdException w:unhideWhenUsed="0" w:uiPriority="69" w:semiHidden="0" w:name="Medium Grid 3 Accent 3"/>
+    <w:lsdException w:qFormat="1" w:unhideWhenUsed="0" w:uiPriority="68" w:semiHidden="0" w:name="Medium Grid 2 Accent 3"/>
+    <w:lsdException w:qFormat="1" w:unhideWhenUsed="0" w:uiPriority="69" w:semiHidden="0" w:name="Medium Grid 3 Accent 3"/>
     <w:lsdException w:qFormat="1" w:unhideWhenUsed="0" w:uiPriority="70" w:semiHidden="0" w:name="Dark List Accent 3"/>
     <w:lsdException w:qFormat="1" w:unhideWhenUsed="0" w:uiPriority="71" w:semiHidden="0" w:name="Colorful Shading Accent 3"/>
     <w:lsdException w:qFormat="1" w:unhideWhenUsed="0" w:uiPriority="72" w:semiHidden="0" w:name="Colorful List Accent 3"/>
@@ -1813,42 +1837,42 @@
     <w:lsdException w:qFormat="1" w:unhideWhenUsed="0" w:uiPriority="60" w:semiHidden="0" w:name="Light Shading Accent 4"/>
     <w:lsdException w:qFormat="1" w:unhideWhenUsed="0" w:uiPriority="61" w:semiHidden="0" w:name="Light List Accent 4"/>
     <w:lsdException w:qFormat="1" w:unhideWhenUsed="0" w:uiPriority="62" w:semiHidden="0" w:name="Light Grid Accent 4"/>
-    <w:lsdException w:unhideWhenUsed="0" w:uiPriority="63" w:semiHidden="0" w:name="Medium Shading 1 Accent 4"/>
-    <w:lsdException w:unhideWhenUsed="0" w:uiPriority="64" w:semiHidden="0" w:name="Medium Shading 2 Accent 4"/>
+    <w:lsdException w:qFormat="1" w:unhideWhenUsed="0" w:uiPriority="63" w:semiHidden="0" w:name="Medium Shading 1 Accent 4"/>
+    <w:lsdException w:qFormat="1" w:unhideWhenUsed="0" w:uiPriority="64" w:semiHidden="0" w:name="Medium Shading 2 Accent 4"/>
     <w:lsdException w:unhideWhenUsed="0" w:uiPriority="65" w:semiHidden="0" w:name="Medium List 1 Accent 4"/>
-    <w:lsdException w:unhideWhenUsed="0" w:uiPriority="66" w:semiHidden="0" w:name="Medium List 2 Accent 4"/>
+    <w:lsdException w:qFormat="1" w:unhideWhenUsed="0" w:uiPriority="66" w:semiHidden="0" w:name="Medium List 2 Accent 4"/>
     <w:lsdException w:qFormat="1" w:unhideWhenUsed="0" w:uiPriority="67" w:semiHidden="0" w:name="Medium Grid 1 Accent 4"/>
-    <w:lsdException w:unhideWhenUsed="0" w:uiPriority="68" w:semiHidden="0" w:name="Medium Grid 2 Accent 4"/>
-    <w:lsdException w:unhideWhenUsed="0" w:uiPriority="69" w:semiHidden="0" w:name="Medium Grid 3 Accent 4"/>
-    <w:lsdException w:unhideWhenUsed="0" w:uiPriority="70" w:semiHidden="0" w:name="Dark List Accent 4"/>
+    <w:lsdException w:qFormat="1" w:unhideWhenUsed="0" w:uiPriority="68" w:semiHidden="0" w:name="Medium Grid 2 Accent 4"/>
+    <w:lsdException w:qFormat="1" w:unhideWhenUsed="0" w:uiPriority="69" w:semiHidden="0" w:name="Medium Grid 3 Accent 4"/>
+    <w:lsdException w:qFormat="1" w:unhideWhenUsed="0" w:uiPriority="70" w:semiHidden="0" w:name="Dark List Accent 4"/>
     <w:lsdException w:qFormat="1" w:unhideWhenUsed="0" w:uiPriority="71" w:semiHidden="0" w:name="Colorful Shading Accent 4"/>
     <w:lsdException w:qFormat="1" w:unhideWhenUsed="0" w:uiPriority="72" w:semiHidden="0" w:name="Colorful List Accent 4"/>
     <w:lsdException w:qFormat="1" w:unhideWhenUsed="0" w:uiPriority="73" w:semiHidden="0" w:name="Colorful Grid Accent 4"/>
-    <w:lsdException w:unhideWhenUsed="0" w:uiPriority="60" w:semiHidden="0" w:name="Light Shading Accent 5"/>
-    <w:lsdException w:unhideWhenUsed="0" w:uiPriority="61" w:semiHidden="0" w:name="Light List Accent 5"/>
-    <w:lsdException w:unhideWhenUsed="0" w:uiPriority="62" w:semiHidden="0" w:name="Light Grid Accent 5"/>
-    <w:lsdException w:unhideWhenUsed="0" w:uiPriority="63" w:semiHidden="0" w:name="Medium Shading 1 Accent 5"/>
+    <w:lsdException w:qFormat="1" w:unhideWhenUsed="0" w:uiPriority="60" w:semiHidden="0" w:name="Light Shading Accent 5"/>
+    <w:lsdException w:qFormat="1" w:unhideWhenUsed="0" w:uiPriority="61" w:semiHidden="0" w:name="Light List Accent 5"/>
+    <w:lsdException w:qFormat="1" w:unhideWhenUsed="0" w:uiPriority="62" w:semiHidden="0" w:name="Light Grid Accent 5"/>
+    <w:lsdException w:qFormat="1" w:unhideWhenUsed="0" w:uiPriority="63" w:semiHidden="0" w:name="Medium Shading 1 Accent 5"/>
     <w:lsdException w:qFormat="1" w:unhideWhenUsed="0" w:uiPriority="64" w:semiHidden="0" w:name="Medium Shading 2 Accent 5"/>
-    <w:lsdException w:unhideWhenUsed="0" w:uiPriority="65" w:semiHidden="0" w:name="Medium List 1 Accent 5"/>
+    <w:lsdException w:qFormat="1" w:unhideWhenUsed="0" w:uiPriority="65" w:semiHidden="0" w:name="Medium List 1 Accent 5"/>
     <w:lsdException w:qFormat="1" w:unhideWhenUsed="0" w:uiPriority="66" w:semiHidden="0" w:name="Medium List 2 Accent 5"/>
     <w:lsdException w:unhideWhenUsed="0" w:uiPriority="67" w:semiHidden="0" w:name="Medium Grid 1 Accent 5"/>
     <w:lsdException w:qFormat="1" w:unhideWhenUsed="0" w:uiPriority="68" w:semiHidden="0" w:name="Medium Grid 2 Accent 5"/>
     <w:lsdException w:qFormat="1" w:unhideWhenUsed="0" w:uiPriority="69" w:semiHidden="0" w:name="Medium Grid 3 Accent 5"/>
-    <w:lsdException w:unhideWhenUsed="0" w:uiPriority="70" w:semiHidden="0" w:name="Dark List Accent 5"/>
+    <w:lsdException w:qFormat="1" w:unhideWhenUsed="0" w:uiPriority="70" w:semiHidden="0" w:name="Dark List Accent 5"/>
     <w:lsdException w:qFormat="1" w:unhideWhenUsed="0" w:uiPriority="71" w:semiHidden="0" w:name="Colorful Shading Accent 5"/>
     <w:lsdException w:qFormat="1" w:unhideWhenUsed="0" w:uiPriority="72" w:semiHidden="0" w:name="Colorful List Accent 5"/>
     <w:lsdException w:qFormat="1" w:unhideWhenUsed="0" w:uiPriority="73" w:semiHidden="0" w:name="Colorful Grid Accent 5"/>
     <w:lsdException w:qFormat="1" w:unhideWhenUsed="0" w:uiPriority="60" w:semiHidden="0" w:name="Light Shading Accent 6"/>
-    <w:lsdException w:unhideWhenUsed="0" w:uiPriority="61" w:semiHidden="0" w:name="Light List Accent 6"/>
-    <w:lsdException w:unhideWhenUsed="0" w:uiPriority="62" w:semiHidden="0" w:name="Light Grid Accent 6"/>
-    <w:lsdException w:unhideWhenUsed="0" w:uiPriority="63" w:semiHidden="0" w:name="Medium Shading 1 Accent 6"/>
-    <w:lsdException w:unhideWhenUsed="0" w:uiPriority="64" w:semiHidden="0" w:name="Medium Shading 2 Accent 6"/>
+    <w:lsdException w:qFormat="1" w:unhideWhenUsed="0" w:uiPriority="61" w:semiHidden="0" w:name="Light List Accent 6"/>
+    <w:lsdException w:qFormat="1" w:unhideWhenUsed="0" w:uiPriority="62" w:semiHidden="0" w:name="Light Grid Accent 6"/>
+    <w:lsdException w:qFormat="1" w:unhideWhenUsed="0" w:uiPriority="63" w:semiHidden="0" w:name="Medium Shading 1 Accent 6"/>
+    <w:lsdException w:qFormat="1" w:unhideWhenUsed="0" w:uiPriority="64" w:semiHidden="0" w:name="Medium Shading 2 Accent 6"/>
     <w:lsdException w:unhideWhenUsed="0" w:uiPriority="65" w:semiHidden="0" w:name="Medium List 1 Accent 6"/>
     <w:lsdException w:unhideWhenUsed="0" w:uiPriority="66" w:semiHidden="0" w:name="Medium List 2 Accent 6"/>
-    <w:lsdException w:unhideWhenUsed="0" w:uiPriority="67" w:semiHidden="0" w:name="Medium Grid 1 Accent 6"/>
+    <w:lsdException w:qFormat="1" w:unhideWhenUsed="0" w:uiPriority="67" w:semiHidden="0" w:name="Medium Grid 1 Accent 6"/>
     <w:lsdException w:qFormat="1" w:unhideWhenUsed="0" w:uiPriority="68" w:semiHidden="0" w:name="Medium Grid 2 Accent 6"/>
     <w:lsdException w:qFormat="1" w:unhideWhenUsed="0" w:uiPriority="69" w:semiHidden="0" w:name="Medium Grid 3 Accent 6"/>
-    <w:lsdException w:unhideWhenUsed="0" w:uiPriority="70" w:semiHidden="0" w:name="Dark List Accent 6"/>
+    <w:lsdException w:qFormat="1" w:unhideWhenUsed="0" w:uiPriority="70" w:semiHidden="0" w:name="Dark List Accent 6"/>
     <w:lsdException w:qFormat="1" w:unhideWhenUsed="0" w:uiPriority="71" w:semiHidden="0" w:name="Colorful Shading Accent 6"/>
     <w:lsdException w:qFormat="1" w:unhideWhenUsed="0" w:uiPriority="72" w:semiHidden="0" w:name="Colorful List Accent 6"/>
     <w:lsdException w:qFormat="1" w:unhideWhenUsed="0" w:uiPriority="73" w:semiHidden="0" w:name="Colorful Grid Accent 6"/>
@@ -2996,6 +3020,7 @@
   <w:style w:type="table" w:styleId="42">
     <w:name w:val="Light Shading Accent 5"/>
     <w:basedOn w:val="35"/>
+    <w:qFormat/>
     <w:uiPriority w:val="60"/>
     <w:pPr>
       <w:spacing w:after="0" w:line="240" w:lineRule="auto"/>
@@ -3195,6 +3220,7 @@
   <w:style w:type="table" w:styleId="44">
     <w:name w:val="Light List"/>
     <w:basedOn w:val="35"/>
+    <w:qFormat/>
     <w:uiPriority w:val="61"/>
     <w:pPr>
       <w:spacing w:after="0" w:line="240" w:lineRule="auto"/>
@@ -3663,6 +3689,7 @@
   <w:style w:type="table" w:styleId="49">
     <w:name w:val="Light List Accent 5"/>
     <w:basedOn w:val="35"/>
+    <w:qFormat/>
     <w:uiPriority w:val="61"/>
     <w:pPr>
       <w:spacing w:after="0" w:line="240" w:lineRule="auto"/>
@@ -3756,6 +3783,7 @@
   <w:style w:type="table" w:styleId="50">
     <w:name w:val="Light List Accent 6"/>
     <w:basedOn w:val="35"/>
+    <w:qFormat/>
     <w:uiPriority w:val="61"/>
     <w:pPr>
       <w:spacing w:after="0" w:line="240" w:lineRule="auto"/>
@@ -3976,6 +4004,7 @@
   <w:style w:type="table" w:styleId="52">
     <w:name w:val="Light Grid Accent 1"/>
     <w:basedOn w:val="35"/>
+    <w:qFormat/>
     <w:uiPriority w:val="62"/>
     <w:pPr>
       <w:spacing w:after="0" w:line="240" w:lineRule="auto"/>
@@ -4102,6 +4131,7 @@
   <w:style w:type="table" w:styleId="53">
     <w:name w:val="Light Grid Accent 2"/>
     <w:basedOn w:val="35"/>
+    <w:qFormat/>
     <w:uiPriority w:val="62"/>
     <w:pPr>
       <w:spacing w:after="0" w:line="240" w:lineRule="auto"/>
@@ -4482,6 +4512,7 @@
   <w:style w:type="table" w:styleId="56">
     <w:name w:val="Light Grid Accent 5"/>
     <w:basedOn w:val="35"/>
+    <w:qFormat/>
     <w:uiPriority w:val="62"/>
     <w:pPr>
       <w:spacing w:after="0" w:line="240" w:lineRule="auto"/>
@@ -4608,6 +4639,7 @@
   <w:style w:type="table" w:styleId="57">
     <w:name w:val="Light Grid Accent 6"/>
     <w:basedOn w:val="35"/>
+    <w:qFormat/>
     <w:uiPriority w:val="62"/>
     <w:pPr>
       <w:spacing w:after="0" w:line="240" w:lineRule="auto"/>
@@ -4842,6 +4874,7 @@
   <w:style w:type="table" w:styleId="59">
     <w:name w:val="Medium Shading 1 Accent 1"/>
     <w:basedOn w:val="35"/>
+    <w:qFormat/>
     <w:uiPriority w:val="63"/>
     <w:pPr>
       <w:spacing w:after="0" w:line="240" w:lineRule="auto"/>
@@ -5057,6 +5090,7 @@
   <w:style w:type="table" w:styleId="61">
     <w:name w:val="Medium Shading 1 Accent 3"/>
     <w:basedOn w:val="35"/>
+    <w:qFormat/>
     <w:uiPriority w:val="63"/>
     <w:pPr>
       <w:spacing w:after="0" w:line="240" w:lineRule="auto"/>
@@ -5164,6 +5198,7 @@
   <w:style w:type="table" w:styleId="62">
     <w:name w:val="Medium Shading 1 Accent 4"/>
     <w:basedOn w:val="35"/>
+    <w:qFormat/>
     <w:uiPriority w:val="63"/>
     <w:pPr>
       <w:spacing w:after="0" w:line="240" w:lineRule="auto"/>
@@ -5271,6 +5306,7 @@
   <w:style w:type="table" w:styleId="63">
     <w:name w:val="Medium Shading 1 Accent 5"/>
     <w:basedOn w:val="35"/>
+    <w:qFormat/>
     <w:uiPriority w:val="63"/>
     <w:pPr>
       <w:spacing w:after="0" w:line="240" w:lineRule="auto"/>
@@ -5378,6 +5414,7 @@
   <w:style w:type="table" w:styleId="64">
     <w:name w:val="Medium Shading 1 Accent 6"/>
     <w:basedOn w:val="35"/>
+    <w:qFormat/>
     <w:uiPriority w:val="63"/>
     <w:pPr>
       <w:spacing w:after="0" w:line="240" w:lineRule="auto"/>
@@ -6149,6 +6186,7 @@
   <w:style w:type="table" w:styleId="69">
     <w:name w:val="Medium Shading 2 Accent 4"/>
     <w:basedOn w:val="35"/>
+    <w:qFormat/>
     <w:uiPriority w:val="64"/>
     <w:pPr>
       <w:spacing w:after="0" w:line="240" w:lineRule="auto"/>
@@ -6480,6 +6518,7 @@
   <w:style w:type="table" w:styleId="71">
     <w:name w:val="Medium Shading 2 Accent 6"/>
     <w:basedOn w:val="35"/>
+    <w:qFormat/>
     <w:uiPriority w:val="64"/>
     <w:pPr>
       <w:spacing w:after="0" w:line="240" w:lineRule="auto"/>
@@ -6645,6 +6684,7 @@
   <w:style w:type="table" w:styleId="72">
     <w:name w:val="Medium List 1"/>
     <w:basedOn w:val="35"/>
+    <w:qFormat/>
     <w:uiPriority w:val="65"/>
     <w:pPr>
       <w:spacing w:after="0" w:line="240" w:lineRule="auto"/>
@@ -6826,6 +6866,7 @@
   <w:style w:type="table" w:styleId="74">
     <w:name w:val="Medium List 1 Accent 2"/>
     <w:basedOn w:val="35"/>
+    <w:qFormat/>
     <w:uiPriority w:val="65"/>
     <w:pPr>
       <w:spacing w:after="0" w:line="240" w:lineRule="auto"/>
@@ -7097,6 +7138,7 @@
   <w:style w:type="table" w:styleId="77">
     <w:name w:val="Medium List 1 Accent 5"/>
     <w:basedOn w:val="35"/>
+    <w:qFormat/>
     <w:uiPriority w:val="65"/>
     <w:pPr>
       <w:spacing w:after="0" w:line="240" w:lineRule="auto"/>
@@ -7407,6 +7449,7 @@
   <w:style w:type="table" w:styleId="80">
     <w:name w:val="Medium List 2 Accent 1"/>
     <w:basedOn w:val="35"/>
+    <w:qFormat/>
     <w:uiPriority w:val="66"/>
     <w:pPr>
       <w:spacing w:after="0" w:line="240" w:lineRule="auto"/>
@@ -7536,6 +7579,7 @@
   <w:style w:type="table" w:styleId="81">
     <w:name w:val="Medium List 2 Accent 2"/>
     <w:basedOn w:val="35"/>
+    <w:qFormat/>
     <w:uiPriority w:val="66"/>
     <w:pPr>
       <w:spacing w:after="0" w:line="240" w:lineRule="auto"/>
@@ -7795,6 +7839,7 @@
   <w:style w:type="table" w:styleId="83">
     <w:name w:val="Medium List 2 Accent 4"/>
     <w:basedOn w:val="35"/>
+    <w:qFormat/>
     <w:uiPriority w:val="66"/>
     <w:pPr>
       <w:spacing w:after="0" w:line="240" w:lineRule="auto"/>
@@ -8253,6 +8298,7 @@
   <w:style w:type="table" w:styleId="87">
     <w:name w:val="Medium Grid 1 Accent 1"/>
     <w:basedOn w:val="35"/>
+    <w:qFormat/>
     <w:uiPriority w:val="67"/>
     <w:pPr>
       <w:spacing w:after="0" w:line="240" w:lineRule="auto"/>
@@ -8322,6 +8368,7 @@
   <w:style w:type="table" w:styleId="88">
     <w:name w:val="Medium Grid 1 Accent 2"/>
     <w:basedOn w:val="35"/>
+    <w:qFormat/>
     <w:uiPriority w:val="67"/>
     <w:pPr>
       <w:spacing w:after="0" w:line="240" w:lineRule="auto"/>
@@ -8600,6 +8647,7 @@
   <w:style w:type="table" w:styleId="92">
     <w:name w:val="Medium Grid 1 Accent 6"/>
     <w:basedOn w:val="35"/>
+    <w:qFormat/>
     <w:uiPriority w:val="67"/>
     <w:pPr>
       <w:spacing w:after="0" w:line="240" w:lineRule="auto"/>
@@ -8963,6 +9011,7 @@
   <w:style w:type="table" w:styleId="95">
     <w:name w:val="Medium Grid 2 Accent 2"/>
     <w:basedOn w:val="35"/>
+    <w:qFormat/>
     <w:uiPriority w:val="68"/>
     <w:pPr>
       <w:spacing w:after="0" w:line="240" w:lineRule="auto"/>
@@ -9109,6 +9158,7 @@
   <w:style w:type="table" w:styleId="96">
     <w:name w:val="Medium Grid 2 Accent 3"/>
     <w:basedOn w:val="35"/>
+    <w:qFormat/>
     <w:uiPriority w:val="68"/>
     <w:pPr>
       <w:spacing w:after="0" w:line="240" w:lineRule="auto"/>
@@ -9255,6 +9305,7 @@
   <w:style w:type="table" w:styleId="97">
     <w:name w:val="Medium Grid 2 Accent 4"/>
     <w:basedOn w:val="35"/>
+    <w:qFormat/>
     <w:uiPriority w:val="68"/>
     <w:pPr>
       <w:spacing w:after="0" w:line="240" w:lineRule="auto"/>
@@ -9853,6 +9904,7 @@
   <w:style w:type="table" w:styleId="101">
     <w:name w:val="Medium Grid 3 Accent 1"/>
     <w:basedOn w:val="35"/>
+    <w:qFormat/>
     <w:uiPriority w:val="69"/>
     <w:pPr>
       <w:spacing w:after="0" w:line="240" w:lineRule="auto"/>
@@ -10168,6 +10220,7 @@
   <w:style w:type="table" w:styleId="103">
     <w:name w:val="Medium Grid 3 Accent 3"/>
     <w:basedOn w:val="35"/>
+    <w:qFormat/>
     <w:uiPriority w:val="69"/>
     <w:pPr>
       <w:spacing w:after="0" w:line="240" w:lineRule="auto"/>
@@ -10325,6 +10378,7 @@
   <w:style w:type="table" w:styleId="104">
     <w:name w:val="Medium Grid 3 Accent 4"/>
     <w:basedOn w:val="35"/>
+    <w:qFormat/>
     <w:uiPriority w:val="69"/>
     <w:pPr>
       <w:spacing w:after="0" w:line="240" w:lineRule="auto"/>
@@ -10798,6 +10852,7 @@
   <w:style w:type="table" w:styleId="107">
     <w:name w:val="Dark List"/>
     <w:basedOn w:val="35"/>
+    <w:qFormat/>
     <w:uiPriority w:val="70"/>
     <w:pPr>
       <w:spacing w:after="0" w:line="240" w:lineRule="auto"/>
@@ -10913,6 +10968,7 @@
   <w:style w:type="table" w:styleId="108">
     <w:name w:val="Dark List Accent 1"/>
     <w:basedOn w:val="35"/>
+    <w:qFormat/>
     <w:uiPriority w:val="70"/>
     <w:pPr>
       <w:spacing w:after="0" w:line="240" w:lineRule="auto"/>
@@ -11260,6 +11316,7 @@
   <w:style w:type="table" w:styleId="111">
     <w:name w:val="Dark List Accent 4"/>
     <w:basedOn w:val="35"/>
+    <w:qFormat/>
     <w:uiPriority w:val="70"/>
     <w:pPr>
       <w:spacing w:after="0" w:line="240" w:lineRule="auto"/>
@@ -11375,6 +11432,7 @@
   <w:style w:type="table" w:styleId="112">
     <w:name w:val="Dark List Accent 5"/>
     <w:basedOn w:val="35"/>
+    <w:qFormat/>
     <w:uiPriority w:val="70"/>
     <w:pPr>
       <w:spacing w:after="0" w:line="240" w:lineRule="auto"/>
@@ -11490,6 +11548,7 @@
   <w:style w:type="table" w:styleId="113">
     <w:name w:val="Dark List Accent 6"/>
     <w:basedOn w:val="35"/>
+    <w:qFormat/>
     <w:uiPriority w:val="70"/>
     <w:pPr>
       <w:spacing w:after="0" w:line="240" w:lineRule="auto"/>
@@ -13979,6 +14038,7 @@
     <w:name w:val="Header Char"/>
     <w:basedOn w:val="135"/>
     <w:link w:val="26"/>
+    <w:qFormat/>
     <w:uiPriority w:val="99"/>
   </w:style>
   <w:style w:type="character" w:customStyle="1" w:styleId="139">
@@ -14006,6 +14066,7 @@
     <w:name w:val="Heading 1 Char"/>
     <w:basedOn w:val="135"/>
     <w:link w:val="4"/>
+    <w:qFormat/>
     <w:uiPriority w:val="9"/>
     <w:rPr>
       <w:rFonts w:asciiTheme="majorHAnsi" w:hAnsiTheme="majorHAnsi" w:eastAsiaTheme="majorEastAsia" w:cstheme="majorBidi"/>
@@ -14020,6 +14081,7 @@
     <w:name w:val="Heading 2 Char"/>
     <w:basedOn w:val="135"/>
     <w:link w:val="5"/>
+    <w:qFormat/>
     <w:uiPriority w:val="9"/>
     <w:rPr>
       <w:rFonts w:asciiTheme="majorHAnsi" w:hAnsiTheme="majorHAnsi" w:eastAsiaTheme="majorEastAsia" w:cstheme="majorBidi"/>
@@ -14039,6 +14101,7 @@
     <w:name w:val="Heading 3 Char"/>
     <w:basedOn w:val="135"/>
     <w:link w:val="6"/>
+    <w:qFormat/>
     <w:uiPriority w:val="9"/>
     <w:rPr>
       <w:rFonts w:asciiTheme="majorHAnsi" w:hAnsiTheme="majorHAnsi" w:eastAsiaTheme="majorEastAsia" w:cstheme="majorBidi"/>
